--- a/zht/docx/199.content.docx
+++ b/zht/docx/199.content.docx
@@ -414,18 +414,12 @@
           <w:lang w:val="zh_TW" w:bidi="zh_TW"/>
         </w:rPr>
       </w:r>
-      <w:hyperlink r:id="rId13">
-        <w:r>
-          <w:rPr>
-            <w:lang w:val="zh_TW" w:bidi="zh_TW"/>
-          </w:rPr>
-          <w:rPr>
-            <w:color w:val="0000EE"/>
-            <w:u w:val="single"/>
-          </w:rPr>
-          <w:t>約翰壹書4:18</w:t>
-        </w:r>
-      </w:hyperlink>
+      <w:r>
+        <w:rPr>
+          <w:lang w:val="zh_TW" w:bidi="zh_TW"/>
+        </w:rPr>
+        <w:t>約翰壹書4:18</w:t>
+      </w:r>
     </w:p>
     <w:p>
       <w:pPr>
@@ -438,18 +432,12 @@
           <w:lang w:val="zh_TW" w:bidi="zh_TW"/>
         </w:rPr>
       </w:r>
-      <w:hyperlink r:id="rId14">
-        <w:r>
-          <w:rPr>
-            <w:lang w:val="zh_TW" w:bidi="zh_TW"/>
-          </w:rPr>
-          <w:rPr>
-            <w:color w:val="0000EE"/>
-            <w:u w:val="single"/>
-          </w:rPr>
-          <w:t>帖撒羅尼迦後書1:9</w:t>
-        </w:r>
-      </w:hyperlink>
+      <w:r>
+        <w:rPr>
+          <w:lang w:val="zh_TW" w:bidi="zh_TW"/>
+        </w:rPr>
+        <w:t>帖撒羅尼迦後書1:9</w:t>
+      </w:r>
     </w:p>
     <w:p>
       <w:pPr>
@@ -462,18 +450,12 @@
           <w:lang w:val="zh_TW" w:bidi="zh_TW"/>
         </w:rPr>
       </w:r>
-      <w:hyperlink r:id="rId15">
-        <w:r>
-          <w:rPr>
-            <w:lang w:val="zh_TW" w:bidi="zh_TW"/>
-          </w:rPr>
-          <w:rPr>
-            <w:color w:val="0000EE"/>
-            <w:u w:val="single"/>
-          </w:rPr>
-          <w:t>使徒行傳4:21</w:t>
-        </w:r>
-      </w:hyperlink>
+      <w:r>
+        <w:rPr>
+          <w:lang w:val="zh_TW" w:bidi="zh_TW"/>
+        </w:rPr>
+        <w:t>使徒行傳4:21</w:t>
+      </w:r>
     </w:p>
     <w:p>
       <w:pPr>
@@ -486,18 +468,12 @@
           <w:lang w:val="zh_TW" w:bidi="zh_TW"/>
         </w:rPr>
       </w:r>
-      <w:hyperlink r:id="rId16">
-        <w:r>
-          <w:rPr>
-            <w:lang w:val="zh_TW" w:bidi="zh_TW"/>
-          </w:rPr>
-          <w:rPr>
-            <w:color w:val="0000EE"/>
-            <w:u w:val="single"/>
-          </w:rPr>
-          <w:t>使徒行傳7:59–60</w:t>
-        </w:r>
-      </w:hyperlink>
+      <w:r>
+        <w:rPr>
+          <w:lang w:val="zh_TW" w:bidi="zh_TW"/>
+        </w:rPr>
+        <w:t>使徒行傳7:59–60</w:t>
+      </w:r>
     </w:p>
     <w:p>
       <w:pPr>
@@ -510,18 +486,12 @@
           <w:lang w:val="zh_TW" w:bidi="zh_TW"/>
         </w:rPr>
       </w:r>
-      <w:hyperlink r:id="rId17">
-        <w:r>
-          <w:rPr>
-            <w:lang w:val="zh_TW" w:bidi="zh_TW"/>
-          </w:rPr>
-          <w:rPr>
-            <w:color w:val="0000EE"/>
-            <w:u w:val="single"/>
-          </w:rPr>
-          <w:t>創世記4:15</w:t>
-        </w:r>
-      </w:hyperlink>
+      <w:r>
+        <w:rPr>
+          <w:lang w:val="zh_TW" w:bidi="zh_TW"/>
+        </w:rPr>
+        <w:t>創世記4:15</w:t>
+      </w:r>
     </w:p>
     <w:p>
       <w:pPr>
@@ -534,18 +504,12 @@
           <w:lang w:val="zh_TW" w:bidi="zh_TW"/>
         </w:rPr>
       </w:r>
-      <w:hyperlink r:id="rId18">
-        <w:r>
-          <w:rPr>
-            <w:lang w:val="zh_TW" w:bidi="zh_TW"/>
-          </w:rPr>
-          <w:rPr>
-            <w:color w:val="0000EE"/>
-            <w:u w:val="single"/>
-          </w:rPr>
-          <w:t>路加福音23:16</w:t>
-        </w:r>
-      </w:hyperlink>
+      <w:r>
+        <w:rPr>
+          <w:lang w:val="zh_TW" w:bidi="zh_TW"/>
+        </w:rPr>
+        <w:t>路加福音23:16</w:t>
+      </w:r>
     </w:p>
     <w:p>
       <w:pPr>
@@ -558,18 +522,12 @@
           <w:lang w:val="zh_TW" w:bidi="zh_TW"/>
         </w:rPr>
       </w:r>
-      <w:hyperlink r:id="rId19">
-        <w:r>
-          <w:rPr>
-            <w:lang w:val="zh_TW" w:bidi="zh_TW"/>
-          </w:rPr>
-          <w:rPr>
-            <w:color w:val="0000EE"/>
-            <w:u w:val="single"/>
-          </w:rPr>
-          <w:t>馬太福音25:46</w:t>
-        </w:r>
-      </w:hyperlink>
+      <w:r>
+        <w:rPr>
+          <w:lang w:val="zh_TW" w:bidi="zh_TW"/>
+        </w:rPr>
+        <w:t>馬太福音25:46</w:t>
+      </w:r>
     </w:p>
     <w:p>
       <w:pPr>
@@ -1199,18 +1157,12 @@
           <w:lang w:val="zh_TW" w:bidi="zh_TW"/>
         </w:rPr>
       </w:r>
-      <w:hyperlink r:id="rId20">
-        <w:r>
-          <w:rPr>
-            <w:lang w:val="zh_TW" w:bidi="zh_TW"/>
-          </w:rPr>
-          <w:rPr>
-            <w:color w:val="0000EE"/>
-            <w:u w:val="single"/>
-          </w:rPr>
-          <w:t>列王紀上14:9–10</w:t>
-        </w:r>
-      </w:hyperlink>
+      <w:r>
+        <w:rPr>
+          <w:lang w:val="zh_TW" w:bidi="zh_TW"/>
+        </w:rPr>
+        <w:t>列王紀上14:9–10</w:t>
+      </w:r>
     </w:p>
     <w:p>
       <w:pPr>
@@ -1223,18 +1175,12 @@
           <w:lang w:val="zh_TW" w:bidi="zh_TW"/>
         </w:rPr>
       </w:r>
-      <w:hyperlink r:id="rId21">
-        <w:r>
-          <w:rPr>
-            <w:lang w:val="zh_TW" w:bidi="zh_TW"/>
-          </w:rPr>
-          <w:rPr>
-            <w:color w:val="0000EE"/>
-            <w:u w:val="single"/>
-          </w:rPr>
-          <w:t>使徒行傳7:43</w:t>
-        </w:r>
-      </w:hyperlink>
+      <w:r>
+        <w:rPr>
+          <w:lang w:val="zh_TW" w:bidi="zh_TW"/>
+        </w:rPr>
+        <w:t>使徒行傳7:43</w:t>
+      </w:r>
     </w:p>
     <w:p>
       <w:pPr>
@@ -1247,18 +1193,12 @@
           <w:lang w:val="zh_TW" w:bidi="zh_TW"/>
         </w:rPr>
       </w:r>
-      <w:hyperlink r:id="rId22">
-        <w:r>
-          <w:rPr>
-            <w:lang w:val="zh_TW" w:bidi="zh_TW"/>
-          </w:rPr>
-          <w:rPr>
-            <w:color w:val="0000EE"/>
-            <w:u w:val="single"/>
-          </w:rPr>
-          <w:t>以賽亞書21:8–9</w:t>
-        </w:r>
-      </w:hyperlink>
+      <w:r>
+        <w:rPr>
+          <w:lang w:val="zh_TW" w:bidi="zh_TW"/>
+        </w:rPr>
+        <w:t>以賽亞書21:8–9</w:t>
+      </w:r>
     </w:p>
     <w:p>
       <w:pPr>
@@ -1271,18 +1211,12 @@
           <w:lang w:val="zh_TW" w:bidi="zh_TW"/>
         </w:rPr>
       </w:r>
-      <w:hyperlink r:id="rId23">
-        <w:r>
-          <w:rPr>
-            <w:lang w:val="zh_TW" w:bidi="zh_TW"/>
-          </w:rPr>
-          <w:rPr>
-            <w:color w:val="0000EE"/>
-            <w:u w:val="single"/>
-          </w:rPr>
-          <w:t>馬太福音22:21</w:t>
-        </w:r>
-      </w:hyperlink>
+      <w:r>
+        <w:rPr>
+          <w:lang w:val="zh_TW" w:bidi="zh_TW"/>
+        </w:rPr>
+        <w:t>馬太福音22:21</w:t>
+      </w:r>
     </w:p>
     <w:p>
       <w:pPr>
@@ -1295,18 +1229,12 @@
           <w:lang w:val="zh_TW" w:bidi="zh_TW"/>
         </w:rPr>
       </w:r>
-      <w:hyperlink r:id="rId24">
-        <w:r>
-          <w:rPr>
-            <w:lang w:val="zh_TW" w:bidi="zh_TW"/>
-          </w:rPr>
-          <w:rPr>
-            <w:color w:val="0000EE"/>
-            <w:u w:val="single"/>
-          </w:rPr>
-          <w:t>羅馬書1:23</w:t>
-        </w:r>
-      </w:hyperlink>
+      <w:r>
+        <w:rPr>
+          <w:lang w:val="zh_TW" w:bidi="zh_TW"/>
+        </w:rPr>
+        <w:t>羅馬書1:23</w:t>
+      </w:r>
     </w:p>
     <w:p>
       <w:pPr>
